--- a/backend/templates/modelo_pd_jeg_tpl_final.docx
+++ b/backend/templates/modelo_pd_jeg_tpl_final.docx
@@ -6643,7 +6643,7 @@
               <w:cnfStyle w:val="000000000000" w:firstRow="0" w:lastRow="0" w:firstColumn="0" w:lastColumn="0" w:oddVBand="0" w:evenVBand="0" w:oddHBand="0" w:evenHBand="0" w:firstRowFirstColumn="0" w:firstRowLastColumn="0" w:lastRowFirstColumn="0" w:lastRowLastColumn="0"/>
             </w:pPr>
             <w:r>
-              <w:t>Tipo de centro educativo</w:t>
+              <w:t xml:space="preserve">{{ tipo_centro }}</w:t>
             </w:r>
           </w:p>
         </w:tc>
@@ -6691,7 +6691,7 @@
               <w:cnfStyle w:val="000000000000" w:firstRow="0" w:lastRow="0" w:firstColumn="0" w:lastColumn="0" w:oddVBand="0" w:evenVBand="0" w:oddHBand="0" w:evenHBand="0" w:firstRowFirstColumn="0" w:firstRowLastColumn="0" w:lastRowFirstColumn="0" w:lastRowLastColumn="0"/>
             </w:pPr>
             <w:r>
-              <w:t>Tipo abreviado y nombre del centro</w:t>
+              <w:t xml:space="preserve">{{ nombre_centro }}</w:t>
             </w:r>
           </w:p>
         </w:tc>
@@ -6739,7 +6739,7 @@
               <w:cnfStyle w:val="000000000000" w:firstRow="0" w:lastRow="0" w:firstColumn="0" w:lastColumn="0" w:oddVBand="0" w:evenVBand="0" w:oddHBand="0" w:evenHBand="0" w:firstRowFirstColumn="0" w:firstRowLastColumn="0" w:lastRowFirstColumn="0" w:lastRowLastColumn="0"/>
             </w:pPr>
             <w:r>
-              <w:t>Curso académico</w:t>
+              <w:t xml:space="preserve">{{ curso_academico }}</w:t>
             </w:r>
           </w:p>
         </w:tc>
@@ -6787,7 +6787,7 @@
               <w:cnfStyle w:val="000000000000" w:firstRow="0" w:lastRow="0" w:firstColumn="0" w:lastColumn="0" w:oddVBand="0" w:evenVBand="0" w:oddHBand="0" w:evenHBand="0" w:firstRowFirstColumn="0" w:firstRowLastColumn="0" w:lastRowFirstColumn="0" w:lastRowLastColumn="0"/>
             </w:pPr>
             <w:r>
-              <w:t>[[ Presencial | Semipresencial | Virtual ]]</w:t>
+              <w:t xml:space="preserve">{{ modalidad }}</w:t>
             </w:r>
           </w:p>
         </w:tc>
@@ -6841,7 +6841,7 @@
               <w:cnfStyle w:val="000000000000" w:firstRow="0" w:lastRow="0" w:firstColumn="0" w:lastColumn="0" w:oddVBand="0" w:evenVBand="0" w:oddHBand="0" w:evenHBand="0" w:firstRowFirstColumn="0" w:firstRowLastColumn="0" w:lastRowFirstColumn="0" w:lastRowLastColumn="0"/>
             </w:pPr>
             <w:r>
-              <w:t>Nombre de la Familia Profesional</w:t>
+              <w:t xml:space="preserve">{{ familia_profesional }}</w:t>
             </w:r>
           </w:p>
         </w:tc>
@@ -6937,7 +6937,7 @@
               <w:cnfStyle w:val="000000000000" w:firstRow="0" w:lastRow="0" w:firstColumn="0" w:lastColumn="0" w:oddVBand="0" w:evenVBand="0" w:oddHBand="0" w:evenHBand="0" w:firstRowFirstColumn="0" w:firstRowLastColumn="0" w:lastRowFirstColumn="0" w:lastRowLastColumn="0"/>
             </w:pPr>
             <w:r>
-              <w:t>Código del Grado D o E</w:t>
+              <w:t xml:space="preserve">{{ codigo_grado }}</w:t>
             </w:r>
           </w:p>
         </w:tc>
@@ -6985,7 +6985,7 @@
               <w:cnfStyle w:val="000000000000" w:firstRow="0" w:lastRow="0" w:firstColumn="0" w:lastColumn="0" w:oddVBand="0" w:evenVBand="0" w:oddHBand="0" w:evenHBand="0" w:firstRowFirstColumn="0" w:firstRowLastColumn="0" w:lastRowFirstColumn="0" w:lastRowLastColumn="0"/>
             </w:pPr>
             <w:r>
-              <w:t>Nombre del Grado D o E</w:t>
+              <w:t xml:space="preserve">{{ denominacion_grado }}</w:t>
             </w:r>
           </w:p>
         </w:tc>
@@ -7033,7 +7033,7 @@
               <w:cnfStyle w:val="000000000000" w:firstRow="0" w:lastRow="0" w:firstColumn="0" w:lastColumn="0" w:oddVBand="0" w:evenVBand="0" w:oddHBand="0" w:evenHBand="0" w:firstRowFirstColumn="0" w:firstRowLastColumn="0" w:lastRowFirstColumn="0" w:lastRowLastColumn="0"/>
             </w:pPr>
             <w:r>
-              <w:t>[[ Ciclo formativo de grado básico | Ciclo formativo de grado medio | Ciclo Formativo de grado superior | Curso de especialización de grado medio | Curso de especialización de grado superior ]]</w:t>
+              <w:t xml:space="preserve">{{ tipo_ensennanza }}</w:t>
             </w:r>
           </w:p>
         </w:tc>
@@ -7189,7 +7189,7 @@
               <w:cnfStyle w:val="000000000000" w:firstRow="0" w:lastRow="0" w:firstColumn="0" w:lastColumn="0" w:oddVBand="0" w:evenVBand="0" w:oddHBand="0" w:evenHBand="0" w:firstRowFirstColumn="0" w:firstRowLastColumn="0" w:lastRowFirstColumn="0" w:lastRowLastColumn="0"/>
             </w:pPr>
             <w:r>
-              <w:t>Código del módulo profesional o proyecto</w:t>
+              <w:t xml:space="preserve">{{ modulo_codigo }}</w:t>
             </w:r>
           </w:p>
         </w:tc>
@@ -7237,7 +7237,7 @@
               <w:cnfStyle w:val="000000000000" w:firstRow="0" w:lastRow="0" w:firstColumn="0" w:lastColumn="0" w:oddVBand="0" w:evenVBand="0" w:oddHBand="0" w:evenHBand="0" w:firstRowFirstColumn="0" w:firstRowLastColumn="0" w:lastRowFirstColumn="0" w:lastRowLastColumn="0"/>
             </w:pPr>
             <w:r>
-              <w:t>Nombre del módulo profesional o proyecto</w:t>
+              <w:t xml:space="preserve">{{ modulo }}</w:t>
             </w:r>
           </w:p>
         </w:tc>
@@ -7333,7 +7333,7 @@
               <w:cnfStyle w:val="000000000000" w:firstRow="0" w:lastRow="0" w:firstColumn="0" w:lastColumn="0" w:oddVBand="0" w:evenVBand="0" w:oddHBand="0" w:evenHBand="0" w:firstRowFirstColumn="0" w:firstRowLastColumn="0" w:lastRowFirstColumn="0" w:lastRowLastColumn="0"/>
             </w:pPr>
             <w:r>
-              <w:t>Duración curricular del módulo o proyecto en horas</w:t>
+              <w:t xml:space="preserve">{{ horas }}</w:t>
             </w:r>
           </w:p>
         </w:tc>
@@ -7381,7 +7381,7 @@
               <w:cnfStyle w:val="000000000000" w:firstRow="0" w:lastRow="0" w:firstColumn="0" w:lastColumn="0" w:oddVBand="0" w:evenVBand="0" w:oddHBand="0" w:evenHBand="0" w:firstRowFirstColumn="0" w:firstRowLastColumn="0" w:lastRowFirstColumn="0" w:lastRowLastColumn="0"/>
             </w:pPr>
             <w:r>
-              <w:t>Número de horas lectivas a la semana</w:t>
+              <w:t xml:space="preserve">{{ horas_semanales }}</w:t>
             </w:r>
           </w:p>
         </w:tc>
@@ -7434,7 +7434,7 @@
               <w:cnfStyle w:val="000000000000" w:firstRow="0" w:lastRow="0" w:firstColumn="0" w:lastColumn="0" w:oddVBand="0" w:evenVBand="0" w:oddHBand="0" w:evenHBand="0" w:firstRowFirstColumn="0" w:firstRowLastColumn="0" w:lastRowFirstColumn="0" w:lastRowLastColumn="0"/>
             </w:pPr>
             <w:r>
-              <w:t>Nombre y apellido del profesorado</w:t>
+              <w:t xml:space="preserve">{{ profesorado }}</w:t>
             </w:r>
           </w:p>
         </w:tc>
@@ -7502,7 +7502,7 @@
     </w:p>
     <w:p>
       <w:r>
-        <w:t>El grupo presenta como procedencia geográfica principal [[ lugar de residencia habitual | procedencia de diferentes localidades | concentración en el entorno próximo al centro | distribución en comarca/provincia/comunidad autónoma ]].</w:t>
+        <w:t xml:space="preserve">El grupo presenta como procedencia geográfica principal {{ procedencia_alumnado }}.</w:t>
       </w:r>
     </w:p>
     <w:p>
@@ -18272,27 +18272,27 @@
     </w:p>
     <w:p>
       <w:r>
-        <w:t xml:space="preserve">Durante el curso se realizarán, con carácter general, [[ </w:t>
+        <w:t xml:space="preserve">Durante el curso se realizarán, con carácter general, {{ num_evaluaciones_parciales }}.</w:t>
       </w:r>
       <w:r>
         <w:rPr>
           <w:b/>
           <w:bCs/>
         </w:rPr>
-        <w:t>tres evaluaciones parciales</w:t>
-      </w:r>
-      <w:r>
-        <w:t xml:space="preserve">, una al finalizar cada trimestre | </w:t>
+        <w:t/>
+      </w:r>
+      <w:r>
+        <w:t/>
       </w:r>
       <w:r>
         <w:rPr>
           <w:b/>
           <w:bCs/>
         </w:rPr>
-        <w:t>dos evaluaciones parciales</w:t>
-      </w:r>
-      <w:r>
-        <w:t>, una por cuatrimestre ]].</w:t>
+        <w:t/>
+      </w:r>
+      <w:r>
+        <w:t/>
       </w:r>
     </w:p>
     <w:p>
@@ -29178,7 +29178,7 @@
         <w:ind w:left="851"/>
       </w:pPr>
       <w:r>
-        <w:t>[[ Descripción de la actividad]].</w:t>
+        <w:t xml:space="preserve">{{ actividad1_descripcion }}.</w:t>
       </w:r>
     </w:p>
     <w:p>

--- a/backend/templates/modelo_pd_jeg_tpl_final.docx
+++ b/backend/templates/modelo_pd_jeg_tpl_final.docx
@@ -6889,7 +6889,7 @@
               <w:cnfStyle w:val="000000000000" w:firstRow="0" w:lastRow="0" w:firstColumn="0" w:lastColumn="0" w:oddVBand="0" w:evenVBand="0" w:oddHBand="0" w:evenHBand="0" w:firstRowFirstColumn="0" w:firstRowLastColumn="0" w:lastRowFirstColumn="0" w:lastRowLastColumn="0"/>
             </w:pPr>
             <w:r>
-              <w:t>[[ Técnico básico | Técnico | Técnico superior | Especialista | Máster de Formación Profesional ]]</w:t>
+              <w:t>{{ titulacion }}</w:t>
             </w:r>
           </w:p>
         </w:tc>
@@ -29313,7 +29313,7 @@
         <w:ind w:left="851"/>
       </w:pPr>
       <w:r>
-        <w:t>[[ Descripción de la actividad]].</w:t>
+        <w:t>{{ actividad2_descripcion }}.</w:t>
       </w:r>
     </w:p>
     <w:p>
